--- a/docs/legal/grant-pathway-privacy-policy-v1.0.docx
+++ b/docs/legal/grant-pathway-privacy-policy-v1.0.docx
@@ -242,7 +242,7 @@
           <w:sz w:val="22"/>
           <w:szCs w:val="22"/>
         </w:rPr>
-        <w:t xml:space="preserve"> 1.1</w:t>
+        <w:t xml:space="preserve"> 1.2</w:t>
       </w:r>
     </w:p>
     <w:p>
@@ -272,7 +272,40 @@
           <w:sz w:val="22"/>
           <w:szCs w:val="22"/>
         </w:rPr>
-        <w:t xml:space="preserve">Last updated: 26 May 2026</w:t>
+        <w:t xml:space="preserve">Last updated: 17 June 2026</w:t>
+      </w:r>
+    </w:p>
+    <w:p>
+      <w:pPr>
+        <w:pBdr>
+          <w:left w:val="single" w:color="D47B00" w:sz="6" w:space="8"/>
+        </w:pBdr>
+        <w:spacing w:after="120" w:before="120"/>
+        <w:ind w:left="600"/>
+      </w:pPr>
+      <w:r>
+        <w:rPr>
+          <w:rFonts w:ascii="Calibri" w:cs="Calibri" w:eastAsia="Calibri" w:hAnsi="Calibri"/>
+          <w:b/>
+          <w:bCs/>
+          <w:i/>
+          <w:iCs/>
+          <w:color w:val="666666"/>
+          <w:sz w:val="18"/>
+          <w:szCs w:val="18"/>
+        </w:rPr>
+        <w:t xml:space="preserve">Change from v1.1 (26 May 2026):</w:t>
+      </w:r>
+      <w:r>
+        <w:rPr>
+          <w:rFonts w:ascii="Calibri" w:cs="Calibri" w:eastAsia="Calibri" w:hAnsi="Calibri"/>
+          <w:i/>
+          <w:iCs/>
+          <w:color w:val="666666"/>
+          <w:sz w:val="18"/>
+          <w:szCs w:val="18"/>
+        </w:rPr>
+        <w:t xml:space="preserve"> Section 1 updated to confirm ICO registration number ZC168720.</w:t>
       </w:r>
     </w:p>
     <w:p>
@@ -635,15 +668,7 @@
                 <w:sz w:val="20"/>
                 <w:szCs w:val="20"/>
               </w:rPr>
-              <w:t xml:space="preserve">[</w:t>
-            </w:r>
-            <w:r>
-              <w:rPr>
-                <w:rFonts w:ascii="Calibri" w:cs="Calibri" w:eastAsia="Calibri" w:hAnsi="Calibri"/>
-                <w:sz w:val="20"/>
-                <w:szCs w:val="20"/>
-              </w:rPr>
-              <w:t xml:space="preserve">TO BE CONFIRMED — see note below]</w:t>
+              <w:t xml:space="preserve">ZC168720</w:t>
             </w:r>
           </w:p>
         </w:tc>
@@ -717,64 +742,6 @@
       <w:pPr>
         <w:spacing w:after="160"/>
       </w:pPr>
-    </w:p>
-    <w:p>
-      <w:pPr>
-        <w:pBdr>
-          <w:left w:val="single" w:color="D47B00" w:sz="6" w:space="8"/>
-        </w:pBdr>
-        <w:spacing w:after="120" w:before="120"/>
-        <w:ind w:left="600"/>
-      </w:pPr>
-      <w:r>
-        <w:rPr>
-          <w:rFonts w:ascii="Calibri" w:cs="Calibri" w:eastAsia="Calibri" w:hAnsi="Calibri"/>
-          <w:b/>
-          <w:bCs/>
-          <w:i/>
-          <w:iCs/>
-          <w:color w:val="666666"/>
-          <w:sz w:val="18"/>
-          <w:szCs w:val="18"/>
-        </w:rPr>
-        <w:t xml:space="preserve">⚠ ICO registration:</w:t>
-      </w:r>
-      <w:r>
-        <w:rPr>
-          <w:rFonts w:ascii="Calibri" w:cs="Calibri" w:eastAsia="Calibri" w:hAnsi="Calibri"/>
-          <w:i/>
-          <w:iCs/>
-          <w:color w:val="666666"/>
-          <w:sz w:val="18"/>
-          <w:szCs w:val="18"/>
-        </w:rPr>
-        <w:t xml:space="preserve"> Processing personal data of UK individuals requires registration with the Information Commissioner's Office in most cases. Please confirm your ICO registration number before this policy goes live. Register or check your status at </w:t>
-      </w:r>
-      <w:hyperlink w:history="1" r:id="rIdqrhvbjv0q_aseqp73iuqg">
-        <w:r>
-          <w:rPr>
-            <w:rStyle w:val="Hyperlink"/>
-            <w:rFonts w:ascii="Calibri" w:cs="Calibri" w:eastAsia="Calibri" w:hAnsi="Calibri"/>
-            <w:i/>
-            <w:iCs/>
-            <w:color w:val="666666"/>
-            <w:sz w:val="18"/>
-            <w:szCs w:val="18"/>
-          </w:rPr>
-          <w:t xml:space="preserve">ico.org.uk</w:t>
-        </w:r>
-      </w:hyperlink>
-      <w:r>
-        <w:rPr>
-          <w:rFonts w:ascii="Calibri" w:cs="Calibri" w:eastAsia="Calibri" w:hAnsi="Calibri"/>
-          <w:i/>
-          <w:iCs/>
-          <w:color w:val="666666"/>
-          <w:sz w:val="18"/>
-          <w:szCs w:val="18"/>
-        </w:rPr>
-        <w:t xml:space="preserve">.</w:t>
-      </w:r>
     </w:p>
     <w:p>
       <w:pPr>
@@ -3592,7 +3559,7 @@
         </w:rPr>
         <w:t xml:space="preserve"> </w:t>
       </w:r>
-      <w:hyperlink w:history="1" r:id="rIdltb7qdar5e_gfxtw54o5n">
+      <w:hyperlink w:history="1" r:id="rIdb96mh5srqemokqtk7qlbx">
         <w:r>
           <w:rPr>
             <w:rStyle w:val="Hyperlink"/>
@@ -3707,7 +3674,7 @@
           <w:sz w:val="18"/>
           <w:szCs w:val="18"/>
         </w:rPr>
-        <w:t xml:space="preserve">Version: 1.1</w:t>
+        <w:t xml:space="preserve">Version: 1.2</w:t>
       </w:r>
     </w:p>
     <w:p>
@@ -3739,7 +3706,7 @@
           <w:sz w:val="18"/>
           <w:szCs w:val="18"/>
         </w:rPr>
-        <w:t xml:space="preserve">Last updated: 26 May 2026</w:t>
+        <w:t xml:space="preserve">Last updated: 17 June 2026</w:t>
       </w:r>
     </w:p>
     <w:sectPr>

--- a/docs/legal/grant-pathway-privacy-policy-v1.0.docx
+++ b/docs/legal/grant-pathway-privacy-policy-v1.0.docx
@@ -242,7 +242,7 @@
           <w:sz w:val="22"/>
           <w:szCs w:val="22"/>
         </w:rPr>
-        <w:t xml:space="preserve"> 1.2</w:t>
+        <w:t xml:space="preserve"> 1.4</w:t>
       </w:r>
     </w:p>
     <w:p>
@@ -272,7 +272,73 @@
           <w:sz w:val="22"/>
           <w:szCs w:val="22"/>
         </w:rPr>
-        <w:t xml:space="preserve">Last updated: 17 June 2026</w:t>
+        <w:t xml:space="preserve">Last updated: 2 July 2026</w:t>
+      </w:r>
+    </w:p>
+    <w:p>
+      <w:pPr>
+        <w:pBdr>
+          <w:left w:val="single" w:color="D47B00" w:sz="6" w:space="8"/>
+        </w:pBdr>
+        <w:spacing w:after="120" w:before="120"/>
+        <w:ind w:left="600"/>
+      </w:pPr>
+      <w:r>
+        <w:rPr>
+          <w:rFonts w:ascii="Calibri" w:cs="Calibri" w:eastAsia="Calibri" w:hAnsi="Calibri"/>
+          <w:b/>
+          <w:bCs/>
+          <w:i/>
+          <w:iCs/>
+          <w:color w:val="666666"/>
+          <w:sz w:val="18"/>
+          <w:szCs w:val="18"/>
+        </w:rPr>
+        <w:t xml:space="preserve">Change from v1.3 (29 June 2026):</w:t>
+      </w:r>
+      <w:r>
+        <w:rPr>
+          <w:rFonts w:ascii="Calibri" w:cs="Calibri" w:eastAsia="Calibri" w:hAnsi="Calibri"/>
+          <w:i/>
+          <w:iCs/>
+          <w:color w:val="666666"/>
+          <w:sz w:val="18"/>
+          <w:szCs w:val="18"/>
+        </w:rPr>
+        <w:t xml:space="preserve"> Sections 2, 3, and 5 corrected to describe the actual AI model — the charity writes every answer; AI refines and improves on request only, and does not generate answers from scratch. This corrects a stale claim left over from an earlier product model abandoned on 2026-05-28.</w:t>
+      </w:r>
+    </w:p>
+    <w:p>
+      <w:pPr>
+        <w:pBdr>
+          <w:left w:val="single" w:color="D47B00" w:sz="6" w:space="8"/>
+        </w:pBdr>
+        <w:spacing w:after="120" w:before="120"/>
+        <w:ind w:left="600"/>
+      </w:pPr>
+      <w:r>
+        <w:rPr>
+          <w:rFonts w:ascii="Calibri" w:cs="Calibri" w:eastAsia="Calibri" w:hAnsi="Calibri"/>
+          <w:b/>
+          <w:bCs/>
+          <w:i/>
+          <w:iCs/>
+          <w:color w:val="666666"/>
+          <w:sz w:val="18"/>
+          <w:szCs w:val="18"/>
+        </w:rPr>
+        <w:t xml:space="preserve">Change from v1.2 (17 June 2026):</w:t>
+      </w:r>
+      <w:r>
+        <w:rPr>
+          <w:rFonts w:ascii="Calibri" w:cs="Calibri" w:eastAsia="Calibri" w:hAnsi="Calibri"/>
+          <w:i/>
+          <w:iCs/>
+          <w:color w:val="666666"/>
+          <w:sz w:val="18"/>
+          <w:szCs w:val="18"/>
+        </w:rPr>
+        <w:t xml:space="preserve"> Data protection contact email (Section 1), rights contact email (Section 8), and general contact email (Section 11) updated from wjokhia@rapidglobe.com to admin@rapidglobe.com.</w:t>
       </w:r>
     </w:p>
     <w:p>
@@ -732,7 +798,7 @@
                 <w:sz w:val="20"/>
                 <w:szCs w:val="20"/>
               </w:rPr>
-              <w:t xml:space="preserve">wjokhia@rapidglobe.com</w:t>
+              <w:t xml:space="preserve">admin@rapidglobe.com</w:t>
             </w:r>
           </w:p>
         </w:tc>
@@ -910,7 +976,7 @@
           <w:sz w:val="22"/>
           <w:szCs w:val="22"/>
         </w:rPr>
-        <w:t xml:space="preserve"> — funder guidelines you upload or paste in, and the application questions and draft answers you work on within the tool</w:t>
+        <w:t xml:space="preserve"> — funder guidelines you upload or paste in, and the answers you write and refine within the tool</w:t>
       </w:r>
     </w:p>
     <w:p>
@@ -930,15 +996,15 @@
           <w:sz w:val="22"/>
           <w:szCs w:val="22"/>
         </w:rPr>
-        <w:t xml:space="preserve">Any edits or corrections</w:t>
-      </w:r>
-      <w:r>
-        <w:rPr>
-          <w:rFonts w:ascii="Calibri" w:cs="Calibri" w:eastAsia="Calibri" w:hAnsi="Calibri"/>
-          <w:sz w:val="22"/>
-          <w:szCs w:val="22"/>
-        </w:rPr>
-        <w:t xml:space="preserve"> you make to AI-generated content before saving it</w:t>
+        <w:t xml:space="preserve">Any AI-suggested improvements</w:t>
+      </w:r>
+      <w:r>
+        <w:rPr>
+          <w:rFonts w:ascii="Calibri" w:cs="Calibri" w:eastAsia="Calibri" w:hAnsi="Calibri"/>
+          <w:sz w:val="22"/>
+          <w:szCs w:val="22"/>
+        </w:rPr>
+        <w:t xml:space="preserve"> you choose to accept, and any further edits you make, before saving your answer</w:t>
       </w:r>
     </w:p>
     <w:p>
@@ -1118,7 +1184,7 @@
           <w:sz w:val="22"/>
           <w:szCs w:val="22"/>
         </w:rPr>
-        <w:t xml:space="preserve"> — create your account, save your organisation profile, generate AI-assisted summaries and draft answers tailored to your charity, and let you export completed applications</w:t>
+        <w:t xml:space="preserve"> — create your account, save your organisation profile, generate AI-assisted summaries of funder guidelines and refine the answers you write on request, and let you export completed applications</w:t>
       </w:r>
     </w:p>
     <w:p>
@@ -2015,7 +2081,7 @@
                 <w:sz w:val="20"/>
                 <w:szCs w:val="20"/>
               </w:rPr>
-              <w:t xml:space="preserve">Powers the AI features that summarise funder guidelines and generate draft answers</w:t>
+              <w:t xml:space="preserve">Powers the AI features that summarise funder guidelines and help refine the answers you write</w:t>
             </w:r>
           </w:p>
         </w:tc>
@@ -2371,7 +2437,7 @@
           <w:sz w:val="22"/>
           <w:szCs w:val="22"/>
         </w:rPr>
-        <w:t xml:space="preserve"> When you ask Grant Pathway to summarise funder guidelines or generate a draft answer, the relevant content (funder guidelines and your organisation profile) is processed by Amazon Web Services using the Anthropic Claude model via the Amazon Bedrock service. This processing takes place within the United Kingdom (AWS eu-west-2, London) under normal operating conditions, and never outside the European Economic Area under any circumstances. Your email address is never sent to the AI processing layer. Anthropic does not use this data to train its AI models — this commitment is upheld through the AWS and Anthropic terms governing the Bedrock service.</w:t>
+        <w:t xml:space="preserve"> When you ask Grant Pathway to summarise funder guidelines or help refine an answer you have written, the relevant content (funder guidelines and your organisation profile) is processed by Amazon Web Services using the Anthropic Claude model via the Amazon Bedrock service. This processing takes place within the United Kingdom (AWS eu-west-2, London) under normal operating conditions, and never outside the European Economic Area under any circumstances. Your email address is never sent to the AI processing layer. Anthropic does not use this data to train its AI models — this commitment is upheld through the AWS and Anthropic terms governing the Bedrock service.</w:t>
       </w:r>
     </w:p>
     <w:p>
@@ -3225,7 +3291,7 @@
           <w:sz w:val="22"/>
           <w:szCs w:val="22"/>
         </w:rPr>
-        <w:t xml:space="preserve">wjokhia@rapidglobe.com</w:t>
+        <w:t xml:space="preserve">admin@rapidglobe.com</w:t>
       </w:r>
       <w:r>
         <w:rPr>
@@ -3437,7 +3503,7 @@
           <w:sz w:val="22"/>
           <w:szCs w:val="22"/>
         </w:rPr>
-        <w:t xml:space="preserve"> wjokhia@rapidglobe.com</w:t>
+        <w:t xml:space="preserve"> admin@rapidglobe.com</w:t>
       </w:r>
     </w:p>
     <w:p>
@@ -3674,7 +3740,7 @@
           <w:sz w:val="18"/>
           <w:szCs w:val="18"/>
         </w:rPr>
-        <w:t xml:space="preserve">Version: 1.2</w:t>
+        <w:t xml:space="preserve">Version: 1.4</w:t>
       </w:r>
     </w:p>
     <w:p>
@@ -3706,7 +3772,7 @@
           <w:sz w:val="18"/>
           <w:szCs w:val="18"/>
         </w:rPr>
-        <w:t xml:space="preserve">Last updated: 17 June 2026</w:t>
+        <w:t xml:space="preserve">Last updated: 2 July 2026</w:t>
       </w:r>
     </w:p>
     <w:sectPr>
